--- a/e2e/fixtures/paragraph-acceptance.docx
+++ b/e2e/fixtures/paragraph-acceptance.docx
@@ -232,6 +232,14 @@
       </w:pPr>
       <w:r>
         <w:t xml:space="preserve">paragraph property shd</w:t>
+      </w:r>
+    </w:p>
+    <w:p>
+      <w:pPr>
+        <w:bidi/>
+      </w:pPr>
+      <w:r>
+        <w:t xml:space="preserve">paragraph property bidi</w:t>
       </w:r>
     </w:p>
     <w:p>
